--- a/docs/karipom_ear/Karipom Ear Pico2H 書き込み手順（完成版）.docx
+++ b/docs/karipom_ear/Karipom Ear Pico2H 書き込み手順（完成版）.docx
@@ -83,20 +83,20 @@
         <w:rPr>
           <w:rtl w:val="0"/>
         </w:rPr>
-        <w:t xml:space="preserve">Karipom_Ear_Pico_Step2_UART_Echo.ino</w:t>
-      </w:r>
-    </w:p>
-    <w:p>
-      <w:pPr>
-        <w:spacing w:after="240" w:before="240" w:lineRule="auto"/>
-        <w:rPr/>
-      </w:pPr>
-      <w:r>
-        <w:rPr>
-          <w:rFonts w:ascii="Arial Unicode MS" w:cs="Arial Unicode MS" w:eastAsia="Arial Unicode MS" w:hAnsi="Arial Unicode MS"/>
-          <w:rtl w:val="0"/>
-        </w:rPr>
-        <w:t xml:space="preserve">※フォルダ名は「Step2」ですが、中身は</w:t>
+        <w:t xml:space="preserve">pico2-pcm1808/karipom_pico2/karipom_pico2.ino（GitHub公開版。旧開発名：Karipom_Ear_Pico_Step2_UART_Echo）</w:t>
+      </w:r>
+    </w:p>
+    <w:p>
+      <w:pPr>
+        <w:spacing w:after="240" w:before="240" w:lineRule="auto"/>
+        <w:rPr/>
+      </w:pPr>
+      <w:r>
+        <w:rPr>
+          <w:rFonts w:ascii="Arial Unicode MS" w:cs="Arial Unicode MS" w:eastAsia="Arial Unicode MS" w:hAnsi="Arial Unicode MS"/>
+          <w:rtl w:val="0"/>
+        </w:rPr>
+        <w:t xml:space="preserve">※スケッチ内部のヘッダには開発当時の名称（Step2）が残っていますが、中身は</w:t>
       </w:r>
       <w:r>
         <w:rPr>
@@ -324,7 +324,7 @@
         <w:rPr>
           <w:rtl w:val="0"/>
         </w:rPr>
-        <w:t xml:space="preserve">Karipom_Ear_Pico_Step2_UART_Echo.ino</w:t>
+        <w:t xml:space="preserve">pico2-pcm1808/karipom_pico2/karipom_pico2.ino（GitHub公開版。旧開発名：Karipom_Ear_Pico_Step2_UART_Echo）</w:t>
       </w:r>
     </w:p>
     <w:p>
@@ -1283,7 +1283,7 @@
         <w:rPr>
           <w:rtl w:val="0"/>
         </w:rPr>
-        <w:t xml:space="preserve">Karipom_Ear_Pico_Step2_UART_Echo.ino</w:t>
+        <w:t xml:space="preserve">pico2-pcm1808/karipom_pico2/karipom_pico2.ino（GitHub公開版。旧開発名：Karipom_Ear_Pico_Step2_UART_Echo）</w:t>
       </w:r>
     </w:p>
     <w:p>
